--- a/NguyenQuocTien_DH52201555.docx
+++ b/NguyenQuocTien_DH52201555.docx
@@ -3,13 +3,612 @@
 <w:document xmlns:wpc="http://schemas.microsoft.com/office/word/2010/wordprocessingCanvas" xmlns:cx="http://schemas.microsoft.com/office/drawing/2014/chartex" xmlns:cx1="http://schemas.microsoft.com/office/drawing/2015/9/8/chartex" xmlns:cx2="http://schemas.microsoft.com/office/drawing/2015/10/21/chartex" xmlns:cx3="http://schemas.microsoft.com/office/drawing/2016/5/9/chartex" xmlns:cx4="http://schemas.microsoft.com/office/drawing/2016/5/10/chartex" xmlns:cx5="http://schemas.microsoft.com/office/drawing/2016/5/11/chartex" xmlns:cx6="http://schemas.microsoft.com/office/drawing/2016/5/12/chartex" xmlns:cx7="http://schemas.microsoft.com/office/drawing/2016/5/13/chartex" xmlns:cx8="http://schemas.microsoft.com/office/drawing/2016/5/14/chartex" xmlns:mc="http://schemas.openxmlformats.org/markup-compatibility/2006" xmlns:aink="http://schemas.microsoft.com/office/drawing/2016/ink" xmlns:am3d="http://schemas.microsoft.com/office/drawing/2017/model3d" xmlns:o="urn:schemas-microsoft-com:office:office" xmlns:oel="http://schemas.microsoft.com/office/2019/extlst" xmlns:r="http://schemas.openxmlformats.org/officeDocument/2006/relationships" xmlns:m="http://schemas.openxmlformats.org/officeDocument/2006/math" xmlns:v="urn:schemas-microsoft-com:vml" xmlns:wp14="http://schemas.microsoft.com/office/word/2010/wordprocessingDrawing" xmlns:wp="http://schemas.openxmlformats.org/drawingml/2006/wordprocessingDrawing" xmlns:w10="urn:schemas-microsoft-com:office:word" xmlns:w="http://schemas.openxmlformats.org/wordprocessingml/2006/main" xmlns:w14="http://schemas.microsoft.com/office/word/2010/wordml" xmlns:w15="http://schemas.microsoft.com/office/word/2012/wordml" xmlns:w16cex="http://schemas.microsoft.com/office/word/2018/wordml/cex" xmlns:w16cid="http://schemas.microsoft.com/office/word/2016/wordml/cid" xmlns:w16="http://schemas.microsoft.com/office/word/2018/wordml" xmlns:w16du="http://schemas.microsoft.com/office/word/2023/wordml/word16du" xmlns:w16sdtdh="http://schemas.microsoft.com/office/word/2020/wordml/sdtdatahash" xmlns:w16se="http://schemas.microsoft.com/office/word/2015/wordml/symex" xmlns:wpg="http://schemas.microsoft.com/office/word/2010/wordprocessingGroup" xmlns:wpi="http://schemas.microsoft.com/office/word/2010/wordprocessingInk" xmlns:wne="http://schemas.microsoft.com/office/word/2006/wordml" xmlns:wps="http://schemas.microsoft.com/office/word/2010/wordprocessingShape" mc:Ignorable="w14 w15 w16se w16cid w16 w16cex w16sdtdh wp14">
   <w:body>
     <w:p>
-      <w:r>
-        <w:t>Git stash dùng để lưu lại các thay đổi chưa kịp commit, để có thể tạm thời làm các công việc khác như chuyển nhánh mà không bị ảnh hưởng.</w:t>
+      <w:pPr>
+        <w:rPr>
+          <w:b/>
+          <w:bCs/>
+          <w:sz w:val="30"/>
+          <w:szCs w:val="30"/>
+        </w:rPr>
+      </w:pPr>
+      <w:r>
+        <w:rPr>
+          <w:b/>
+          <w:bCs/>
+          <w:sz w:val="30"/>
+          <w:szCs w:val="30"/>
+        </w:rPr>
+        <w:t xml:space="preserve">Git stash </w:t>
+      </w:r>
+      <w:proofErr w:type="spellStart"/>
+      <w:r>
+        <w:rPr>
+          <w:b/>
+          <w:bCs/>
+          <w:sz w:val="30"/>
+          <w:szCs w:val="30"/>
+        </w:rPr>
+        <w:t>dùng</w:t>
+      </w:r>
+      <w:proofErr w:type="spellEnd"/>
+      <w:r>
+        <w:rPr>
+          <w:b/>
+          <w:bCs/>
+          <w:sz w:val="30"/>
+          <w:szCs w:val="30"/>
+        </w:rPr>
+        <w:t xml:space="preserve"> </w:t>
+      </w:r>
+      <w:proofErr w:type="spellStart"/>
+      <w:r>
+        <w:rPr>
+          <w:b/>
+          <w:bCs/>
+          <w:sz w:val="30"/>
+          <w:szCs w:val="30"/>
+        </w:rPr>
+        <w:t>để</w:t>
+      </w:r>
+      <w:proofErr w:type="spellEnd"/>
+      <w:r>
+        <w:rPr>
+          <w:b/>
+          <w:bCs/>
+          <w:sz w:val="30"/>
+          <w:szCs w:val="30"/>
+        </w:rPr>
+        <w:t xml:space="preserve"> </w:t>
+      </w:r>
+      <w:proofErr w:type="spellStart"/>
+      <w:r>
+        <w:rPr>
+          <w:b/>
+          <w:bCs/>
+          <w:sz w:val="30"/>
+          <w:szCs w:val="30"/>
+        </w:rPr>
+        <w:t>lưu</w:t>
+      </w:r>
+      <w:proofErr w:type="spellEnd"/>
+      <w:r>
+        <w:rPr>
+          <w:b/>
+          <w:bCs/>
+          <w:sz w:val="30"/>
+          <w:szCs w:val="30"/>
+        </w:rPr>
+        <w:t xml:space="preserve"> </w:t>
+      </w:r>
+      <w:proofErr w:type="spellStart"/>
+      <w:r>
+        <w:rPr>
+          <w:b/>
+          <w:bCs/>
+          <w:sz w:val="30"/>
+          <w:szCs w:val="30"/>
+        </w:rPr>
+        <w:t>lại</w:t>
+      </w:r>
+      <w:proofErr w:type="spellEnd"/>
+      <w:r>
+        <w:rPr>
+          <w:b/>
+          <w:bCs/>
+          <w:sz w:val="30"/>
+          <w:szCs w:val="30"/>
+        </w:rPr>
+        <w:t xml:space="preserve"> </w:t>
+      </w:r>
+      <w:proofErr w:type="spellStart"/>
+      <w:r>
+        <w:rPr>
+          <w:b/>
+          <w:bCs/>
+          <w:sz w:val="30"/>
+          <w:szCs w:val="30"/>
+        </w:rPr>
+        <w:t>các</w:t>
+      </w:r>
+      <w:proofErr w:type="spellEnd"/>
+      <w:r>
+        <w:rPr>
+          <w:b/>
+          <w:bCs/>
+          <w:sz w:val="30"/>
+          <w:szCs w:val="30"/>
+        </w:rPr>
+        <w:t xml:space="preserve"> </w:t>
+      </w:r>
+      <w:proofErr w:type="spellStart"/>
+      <w:r>
+        <w:rPr>
+          <w:b/>
+          <w:bCs/>
+          <w:sz w:val="30"/>
+          <w:szCs w:val="30"/>
+        </w:rPr>
+        <w:t>thay</w:t>
+      </w:r>
+      <w:proofErr w:type="spellEnd"/>
+      <w:r>
+        <w:rPr>
+          <w:b/>
+          <w:bCs/>
+          <w:sz w:val="30"/>
+          <w:szCs w:val="30"/>
+        </w:rPr>
+        <w:t xml:space="preserve"> </w:t>
+      </w:r>
+      <w:proofErr w:type="spellStart"/>
+      <w:r>
+        <w:rPr>
+          <w:b/>
+          <w:bCs/>
+          <w:sz w:val="30"/>
+          <w:szCs w:val="30"/>
+        </w:rPr>
+        <w:t>đổi</w:t>
+      </w:r>
+      <w:proofErr w:type="spellEnd"/>
+      <w:r>
+        <w:rPr>
+          <w:b/>
+          <w:bCs/>
+          <w:sz w:val="30"/>
+          <w:szCs w:val="30"/>
+        </w:rPr>
+        <w:t xml:space="preserve"> </w:t>
+      </w:r>
+      <w:proofErr w:type="spellStart"/>
+      <w:r>
+        <w:rPr>
+          <w:b/>
+          <w:bCs/>
+          <w:sz w:val="30"/>
+          <w:szCs w:val="30"/>
+        </w:rPr>
+        <w:t>chưa</w:t>
+      </w:r>
+      <w:proofErr w:type="spellEnd"/>
+      <w:r>
+        <w:rPr>
+          <w:b/>
+          <w:bCs/>
+          <w:sz w:val="30"/>
+          <w:szCs w:val="30"/>
+        </w:rPr>
+        <w:t xml:space="preserve"> </w:t>
+      </w:r>
+      <w:proofErr w:type="spellStart"/>
+      <w:r>
+        <w:rPr>
+          <w:b/>
+          <w:bCs/>
+          <w:sz w:val="30"/>
+          <w:szCs w:val="30"/>
+        </w:rPr>
+        <w:t>kịp</w:t>
+      </w:r>
+      <w:proofErr w:type="spellEnd"/>
+      <w:r>
+        <w:rPr>
+          <w:b/>
+          <w:bCs/>
+          <w:sz w:val="30"/>
+          <w:szCs w:val="30"/>
+        </w:rPr>
+        <w:t xml:space="preserve"> commit, </w:t>
+      </w:r>
+      <w:proofErr w:type="spellStart"/>
+      <w:r>
+        <w:rPr>
+          <w:b/>
+          <w:bCs/>
+          <w:sz w:val="30"/>
+          <w:szCs w:val="30"/>
+        </w:rPr>
+        <w:t>để</w:t>
+      </w:r>
+      <w:proofErr w:type="spellEnd"/>
+      <w:r>
+        <w:rPr>
+          <w:b/>
+          <w:bCs/>
+          <w:sz w:val="30"/>
+          <w:szCs w:val="30"/>
+        </w:rPr>
+        <w:t xml:space="preserve"> </w:t>
+      </w:r>
+      <w:proofErr w:type="spellStart"/>
+      <w:r>
+        <w:rPr>
+          <w:b/>
+          <w:bCs/>
+          <w:sz w:val="30"/>
+          <w:szCs w:val="30"/>
+        </w:rPr>
+        <w:t>có</w:t>
+      </w:r>
+      <w:proofErr w:type="spellEnd"/>
+      <w:r>
+        <w:rPr>
+          <w:b/>
+          <w:bCs/>
+          <w:sz w:val="30"/>
+          <w:szCs w:val="30"/>
+        </w:rPr>
+        <w:t xml:space="preserve"> </w:t>
+      </w:r>
+      <w:proofErr w:type="spellStart"/>
+      <w:r>
+        <w:rPr>
+          <w:b/>
+          <w:bCs/>
+          <w:sz w:val="30"/>
+          <w:szCs w:val="30"/>
+        </w:rPr>
+        <w:t>thể</w:t>
+      </w:r>
+      <w:proofErr w:type="spellEnd"/>
+      <w:r>
+        <w:rPr>
+          <w:b/>
+          <w:bCs/>
+          <w:sz w:val="30"/>
+          <w:szCs w:val="30"/>
+        </w:rPr>
+        <w:t xml:space="preserve"> </w:t>
+      </w:r>
+      <w:proofErr w:type="spellStart"/>
+      <w:r>
+        <w:rPr>
+          <w:b/>
+          <w:bCs/>
+          <w:sz w:val="30"/>
+          <w:szCs w:val="30"/>
+        </w:rPr>
+        <w:t>tạm</w:t>
+      </w:r>
+      <w:proofErr w:type="spellEnd"/>
+      <w:r>
+        <w:rPr>
+          <w:b/>
+          <w:bCs/>
+          <w:sz w:val="30"/>
+          <w:szCs w:val="30"/>
+        </w:rPr>
+        <w:t xml:space="preserve"> </w:t>
+      </w:r>
+      <w:proofErr w:type="spellStart"/>
+      <w:r>
+        <w:rPr>
+          <w:b/>
+          <w:bCs/>
+          <w:sz w:val="30"/>
+          <w:szCs w:val="30"/>
+        </w:rPr>
+        <w:t>thời</w:t>
+      </w:r>
+      <w:proofErr w:type="spellEnd"/>
+      <w:r>
+        <w:rPr>
+          <w:b/>
+          <w:bCs/>
+          <w:sz w:val="30"/>
+          <w:szCs w:val="30"/>
+        </w:rPr>
+        <w:t xml:space="preserve"> </w:t>
+      </w:r>
+      <w:proofErr w:type="spellStart"/>
+      <w:r>
+        <w:rPr>
+          <w:b/>
+          <w:bCs/>
+          <w:sz w:val="30"/>
+          <w:szCs w:val="30"/>
+        </w:rPr>
+        <w:t>làm</w:t>
+      </w:r>
+      <w:proofErr w:type="spellEnd"/>
+      <w:r>
+        <w:rPr>
+          <w:b/>
+          <w:bCs/>
+          <w:sz w:val="30"/>
+          <w:szCs w:val="30"/>
+        </w:rPr>
+        <w:t xml:space="preserve"> </w:t>
+      </w:r>
+      <w:proofErr w:type="spellStart"/>
+      <w:r>
+        <w:rPr>
+          <w:b/>
+          <w:bCs/>
+          <w:sz w:val="30"/>
+          <w:szCs w:val="30"/>
+        </w:rPr>
+        <w:t>các</w:t>
+      </w:r>
+      <w:proofErr w:type="spellEnd"/>
+      <w:r>
+        <w:rPr>
+          <w:b/>
+          <w:bCs/>
+          <w:sz w:val="30"/>
+          <w:szCs w:val="30"/>
+        </w:rPr>
+        <w:t xml:space="preserve"> </w:t>
+      </w:r>
+      <w:proofErr w:type="spellStart"/>
+      <w:r>
+        <w:rPr>
+          <w:b/>
+          <w:bCs/>
+          <w:sz w:val="30"/>
+          <w:szCs w:val="30"/>
+        </w:rPr>
+        <w:t>công</w:t>
+      </w:r>
+      <w:proofErr w:type="spellEnd"/>
+      <w:r>
+        <w:rPr>
+          <w:b/>
+          <w:bCs/>
+          <w:sz w:val="30"/>
+          <w:szCs w:val="30"/>
+        </w:rPr>
+        <w:t xml:space="preserve"> </w:t>
+      </w:r>
+      <w:proofErr w:type="spellStart"/>
+      <w:r>
+        <w:rPr>
+          <w:b/>
+          <w:bCs/>
+          <w:sz w:val="30"/>
+          <w:szCs w:val="30"/>
+        </w:rPr>
+        <w:t>việc</w:t>
+      </w:r>
+      <w:proofErr w:type="spellEnd"/>
+      <w:r>
+        <w:rPr>
+          <w:b/>
+          <w:bCs/>
+          <w:sz w:val="30"/>
+          <w:szCs w:val="30"/>
+        </w:rPr>
+        <w:t xml:space="preserve"> </w:t>
+      </w:r>
+      <w:proofErr w:type="spellStart"/>
+      <w:r>
+        <w:rPr>
+          <w:b/>
+          <w:bCs/>
+          <w:sz w:val="30"/>
+          <w:szCs w:val="30"/>
+        </w:rPr>
+        <w:t>khác</w:t>
+      </w:r>
+      <w:proofErr w:type="spellEnd"/>
+      <w:r>
+        <w:rPr>
+          <w:b/>
+          <w:bCs/>
+          <w:sz w:val="30"/>
+          <w:szCs w:val="30"/>
+        </w:rPr>
+        <w:t xml:space="preserve"> </w:t>
+      </w:r>
+      <w:proofErr w:type="spellStart"/>
+      <w:r>
+        <w:rPr>
+          <w:b/>
+          <w:bCs/>
+          <w:sz w:val="30"/>
+          <w:szCs w:val="30"/>
+        </w:rPr>
+        <w:t>như</w:t>
+      </w:r>
+      <w:proofErr w:type="spellEnd"/>
+      <w:r>
+        <w:rPr>
+          <w:b/>
+          <w:bCs/>
+          <w:sz w:val="30"/>
+          <w:szCs w:val="30"/>
+        </w:rPr>
+        <w:t xml:space="preserve"> </w:t>
+      </w:r>
+      <w:proofErr w:type="spellStart"/>
+      <w:r>
+        <w:rPr>
+          <w:b/>
+          <w:bCs/>
+          <w:sz w:val="30"/>
+          <w:szCs w:val="30"/>
+        </w:rPr>
+        <w:t>chuyển</w:t>
+      </w:r>
+      <w:proofErr w:type="spellEnd"/>
+      <w:r>
+        <w:rPr>
+          <w:b/>
+          <w:bCs/>
+          <w:sz w:val="30"/>
+          <w:szCs w:val="30"/>
+        </w:rPr>
+        <w:t xml:space="preserve"> </w:t>
+      </w:r>
+      <w:proofErr w:type="spellStart"/>
+      <w:r>
+        <w:rPr>
+          <w:b/>
+          <w:bCs/>
+          <w:sz w:val="30"/>
+          <w:szCs w:val="30"/>
+        </w:rPr>
+        <w:t>nhánh</w:t>
+      </w:r>
+      <w:proofErr w:type="spellEnd"/>
+      <w:r>
+        <w:rPr>
+          <w:b/>
+          <w:bCs/>
+          <w:sz w:val="30"/>
+          <w:szCs w:val="30"/>
+        </w:rPr>
+        <w:t xml:space="preserve"> </w:t>
+      </w:r>
+      <w:proofErr w:type="spellStart"/>
+      <w:r>
+        <w:rPr>
+          <w:b/>
+          <w:bCs/>
+          <w:sz w:val="30"/>
+          <w:szCs w:val="30"/>
+        </w:rPr>
+        <w:t>mà</w:t>
+      </w:r>
+      <w:proofErr w:type="spellEnd"/>
+      <w:r>
+        <w:rPr>
+          <w:b/>
+          <w:bCs/>
+          <w:sz w:val="30"/>
+          <w:szCs w:val="30"/>
+        </w:rPr>
+        <w:t xml:space="preserve"> </w:t>
+      </w:r>
+      <w:proofErr w:type="spellStart"/>
+      <w:r>
+        <w:rPr>
+          <w:b/>
+          <w:bCs/>
+          <w:sz w:val="30"/>
+          <w:szCs w:val="30"/>
+        </w:rPr>
+        <w:t>không</w:t>
+      </w:r>
+      <w:proofErr w:type="spellEnd"/>
+      <w:r>
+        <w:rPr>
+          <w:b/>
+          <w:bCs/>
+          <w:sz w:val="30"/>
+          <w:szCs w:val="30"/>
+        </w:rPr>
+        <w:t xml:space="preserve"> </w:t>
+      </w:r>
+      <w:proofErr w:type="spellStart"/>
+      <w:r>
+        <w:rPr>
+          <w:b/>
+          <w:bCs/>
+          <w:sz w:val="30"/>
+          <w:szCs w:val="30"/>
+        </w:rPr>
+        <w:t>bị</w:t>
+      </w:r>
+      <w:proofErr w:type="spellEnd"/>
+      <w:r>
+        <w:rPr>
+          <w:b/>
+          <w:bCs/>
+          <w:sz w:val="30"/>
+          <w:szCs w:val="30"/>
+        </w:rPr>
+        <w:t xml:space="preserve"> </w:t>
+      </w:r>
+      <w:proofErr w:type="spellStart"/>
+      <w:r>
+        <w:rPr>
+          <w:b/>
+          <w:bCs/>
+          <w:sz w:val="30"/>
+          <w:szCs w:val="30"/>
+        </w:rPr>
+        <w:t>ảnh</w:t>
+      </w:r>
+      <w:proofErr w:type="spellEnd"/>
+      <w:r>
+        <w:rPr>
+          <w:b/>
+          <w:bCs/>
+          <w:sz w:val="30"/>
+          <w:szCs w:val="30"/>
+        </w:rPr>
+        <w:t xml:space="preserve"> </w:t>
+      </w:r>
+      <w:proofErr w:type="spellStart"/>
+      <w:r>
+        <w:rPr>
+          <w:b/>
+          <w:bCs/>
+          <w:sz w:val="30"/>
+          <w:szCs w:val="30"/>
+        </w:rPr>
+        <w:t>hưởng</w:t>
+      </w:r>
+      <w:proofErr w:type="spellEnd"/>
+      <w:r>
+        <w:rPr>
+          <w:b/>
+          <w:bCs/>
+          <w:sz w:val="30"/>
+          <w:szCs w:val="30"/>
+        </w:rPr>
+        <w:t>.</w:t>
       </w:r>
     </w:p>
     <w:p>
-      <w:r>
-        <w:t>Cú pháp:</w:t>
+      <w:pPr>
+        <w:rPr>
+          <w:b/>
+          <w:bCs/>
+          <w:sz w:val="30"/>
+          <w:szCs w:val="30"/>
+        </w:rPr>
+      </w:pPr>
+      <w:proofErr w:type="spellStart"/>
+      <w:r>
+        <w:rPr>
+          <w:b/>
+          <w:bCs/>
+          <w:sz w:val="30"/>
+          <w:szCs w:val="30"/>
+        </w:rPr>
+        <w:t>Cú</w:t>
+      </w:r>
+      <w:proofErr w:type="spellEnd"/>
+      <w:r>
+        <w:rPr>
+          <w:b/>
+          <w:bCs/>
+          <w:sz w:val="30"/>
+          <w:szCs w:val="30"/>
+        </w:rPr>
+        <w:t xml:space="preserve"> </w:t>
+      </w:r>
+      <w:proofErr w:type="spellStart"/>
+      <w:r>
+        <w:rPr>
+          <w:b/>
+          <w:bCs/>
+          <w:sz w:val="30"/>
+          <w:szCs w:val="30"/>
+        </w:rPr>
+        <w:t>pháp</w:t>
+      </w:r>
+      <w:proofErr w:type="spellEnd"/>
+      <w:r>
+        <w:rPr>
+          <w:b/>
+          <w:bCs/>
+          <w:sz w:val="30"/>
+          <w:szCs w:val="30"/>
+        </w:rPr>
+        <w:t>:</w:t>
       </w:r>
     </w:p>
     <w:p>
@@ -19,9 +618,141 @@
           <w:ilvl w:val="0"/>
           <w:numId w:val="7"/>
         </w:numPr>
-      </w:pPr>
-      <w:r>
-        <w:t>Khi cần lưu lại sự thay đổi: git stash</w:t>
+        <w:rPr>
+          <w:b/>
+          <w:bCs/>
+          <w:sz w:val="30"/>
+          <w:szCs w:val="30"/>
+        </w:rPr>
+      </w:pPr>
+      <w:r>
+        <w:rPr>
+          <w:b/>
+          <w:bCs/>
+          <w:sz w:val="30"/>
+          <w:szCs w:val="30"/>
+        </w:rPr>
+        <w:t xml:space="preserve">Khi </w:t>
+      </w:r>
+      <w:proofErr w:type="spellStart"/>
+      <w:r>
+        <w:rPr>
+          <w:b/>
+          <w:bCs/>
+          <w:sz w:val="30"/>
+          <w:szCs w:val="30"/>
+        </w:rPr>
+        <w:t>cần</w:t>
+      </w:r>
+      <w:proofErr w:type="spellEnd"/>
+      <w:r>
+        <w:rPr>
+          <w:b/>
+          <w:bCs/>
+          <w:sz w:val="30"/>
+          <w:szCs w:val="30"/>
+        </w:rPr>
+        <w:t xml:space="preserve"> </w:t>
+      </w:r>
+      <w:proofErr w:type="spellStart"/>
+      <w:r>
+        <w:rPr>
+          <w:b/>
+          <w:bCs/>
+          <w:sz w:val="30"/>
+          <w:szCs w:val="30"/>
+        </w:rPr>
+        <w:t>lưu</w:t>
+      </w:r>
+      <w:proofErr w:type="spellEnd"/>
+      <w:r>
+        <w:rPr>
+          <w:b/>
+          <w:bCs/>
+          <w:sz w:val="30"/>
+          <w:szCs w:val="30"/>
+        </w:rPr>
+        <w:t xml:space="preserve"> </w:t>
+      </w:r>
+      <w:proofErr w:type="spellStart"/>
+      <w:r>
+        <w:rPr>
+          <w:b/>
+          <w:bCs/>
+          <w:sz w:val="30"/>
+          <w:szCs w:val="30"/>
+        </w:rPr>
+        <w:t>lại</w:t>
+      </w:r>
+      <w:proofErr w:type="spellEnd"/>
+      <w:r>
+        <w:rPr>
+          <w:b/>
+          <w:bCs/>
+          <w:sz w:val="30"/>
+          <w:szCs w:val="30"/>
+        </w:rPr>
+        <w:t xml:space="preserve"> </w:t>
+      </w:r>
+      <w:proofErr w:type="spellStart"/>
+      <w:r>
+        <w:rPr>
+          <w:b/>
+          <w:bCs/>
+          <w:sz w:val="30"/>
+          <w:szCs w:val="30"/>
+        </w:rPr>
+        <w:t>sự</w:t>
+      </w:r>
+      <w:proofErr w:type="spellEnd"/>
+      <w:r>
+        <w:rPr>
+          <w:b/>
+          <w:bCs/>
+          <w:sz w:val="30"/>
+          <w:szCs w:val="30"/>
+        </w:rPr>
+        <w:t xml:space="preserve"> </w:t>
+      </w:r>
+      <w:proofErr w:type="spellStart"/>
+      <w:r>
+        <w:rPr>
+          <w:b/>
+          <w:bCs/>
+          <w:sz w:val="30"/>
+          <w:szCs w:val="30"/>
+        </w:rPr>
+        <w:t>thay</w:t>
+      </w:r>
+      <w:proofErr w:type="spellEnd"/>
+      <w:r>
+        <w:rPr>
+          <w:b/>
+          <w:bCs/>
+          <w:sz w:val="30"/>
+          <w:szCs w:val="30"/>
+        </w:rPr>
+        <w:t xml:space="preserve"> </w:t>
+      </w:r>
+      <w:proofErr w:type="spellStart"/>
+      <w:r>
+        <w:rPr>
+          <w:b/>
+          <w:bCs/>
+          <w:sz w:val="30"/>
+          <w:szCs w:val="30"/>
+        </w:rPr>
+        <w:t>đổi</w:t>
+      </w:r>
+      <w:proofErr w:type="spellEnd"/>
+      <w:r>
+        <w:rPr>
+          <w:b/>
+          <w:bCs/>
+          <w:sz w:val="30"/>
+          <w:szCs w:val="30"/>
+        </w:rPr>
+        <w:t>: git stash</w:t>
       </w:r>
     </w:p>
     <w:p>
@@ -31,9 +762,141 @@
           <w:ilvl w:val="0"/>
           <w:numId w:val="7"/>
         </w:numPr>
-      </w:pPr>
-      <w:r>
-        <w:t>Khi cần lấy lại cái vừa lưu: git stash pop</w:t>
+        <w:rPr>
+          <w:b/>
+          <w:bCs/>
+          <w:sz w:val="30"/>
+          <w:szCs w:val="30"/>
+        </w:rPr>
+      </w:pPr>
+      <w:r>
+        <w:rPr>
+          <w:b/>
+          <w:bCs/>
+          <w:sz w:val="30"/>
+          <w:szCs w:val="30"/>
+        </w:rPr>
+        <w:t xml:space="preserve">Khi </w:t>
+      </w:r>
+      <w:proofErr w:type="spellStart"/>
+      <w:r>
+        <w:rPr>
+          <w:b/>
+          <w:bCs/>
+          <w:sz w:val="30"/>
+          <w:szCs w:val="30"/>
+        </w:rPr>
+        <w:t>cần</w:t>
+      </w:r>
+      <w:proofErr w:type="spellEnd"/>
+      <w:r>
+        <w:rPr>
+          <w:b/>
+          <w:bCs/>
+          <w:sz w:val="30"/>
+          <w:szCs w:val="30"/>
+        </w:rPr>
+        <w:t xml:space="preserve"> </w:t>
+      </w:r>
+      <w:proofErr w:type="spellStart"/>
+      <w:r>
+        <w:rPr>
+          <w:b/>
+          <w:bCs/>
+          <w:sz w:val="30"/>
+          <w:szCs w:val="30"/>
+        </w:rPr>
+        <w:t>lấy</w:t>
+      </w:r>
+      <w:proofErr w:type="spellEnd"/>
+      <w:r>
+        <w:rPr>
+          <w:b/>
+          <w:bCs/>
+          <w:sz w:val="30"/>
+          <w:szCs w:val="30"/>
+        </w:rPr>
+        <w:t xml:space="preserve"> </w:t>
+      </w:r>
+      <w:proofErr w:type="spellStart"/>
+      <w:r>
+        <w:rPr>
+          <w:b/>
+          <w:bCs/>
+          <w:sz w:val="30"/>
+          <w:szCs w:val="30"/>
+        </w:rPr>
+        <w:t>lại</w:t>
+      </w:r>
+      <w:proofErr w:type="spellEnd"/>
+      <w:r>
+        <w:rPr>
+          <w:b/>
+          <w:bCs/>
+          <w:sz w:val="30"/>
+          <w:szCs w:val="30"/>
+        </w:rPr>
+        <w:t xml:space="preserve"> </w:t>
+      </w:r>
+      <w:proofErr w:type="spellStart"/>
+      <w:r>
+        <w:rPr>
+          <w:b/>
+          <w:bCs/>
+          <w:sz w:val="30"/>
+          <w:szCs w:val="30"/>
+        </w:rPr>
+        <w:t>cái</w:t>
+      </w:r>
+      <w:proofErr w:type="spellEnd"/>
+      <w:r>
+        <w:rPr>
+          <w:b/>
+          <w:bCs/>
+          <w:sz w:val="30"/>
+          <w:szCs w:val="30"/>
+        </w:rPr>
+        <w:t xml:space="preserve"> </w:t>
+      </w:r>
+      <w:proofErr w:type="spellStart"/>
+      <w:r>
+        <w:rPr>
+          <w:b/>
+          <w:bCs/>
+          <w:sz w:val="30"/>
+          <w:szCs w:val="30"/>
+        </w:rPr>
+        <w:t>vừa</w:t>
+      </w:r>
+      <w:proofErr w:type="spellEnd"/>
+      <w:r>
+        <w:rPr>
+          <w:b/>
+          <w:bCs/>
+          <w:sz w:val="30"/>
+          <w:szCs w:val="30"/>
+        </w:rPr>
+        <w:t xml:space="preserve"> </w:t>
+      </w:r>
+      <w:proofErr w:type="spellStart"/>
+      <w:r>
+        <w:rPr>
+          <w:b/>
+          <w:bCs/>
+          <w:sz w:val="30"/>
+          <w:szCs w:val="30"/>
+        </w:rPr>
+        <w:t>lưu</w:t>
+      </w:r>
+      <w:proofErr w:type="spellEnd"/>
+      <w:r>
+        <w:rPr>
+          <w:b/>
+          <w:bCs/>
+          <w:sz w:val="30"/>
+          <w:szCs w:val="30"/>
+        </w:rPr>
+        <w:t>: git stash pop</w:t>
       </w:r>
     </w:p>
     <w:p>
@@ -43,9 +906,112 @@
           <w:ilvl w:val="0"/>
           <w:numId w:val="7"/>
         </w:numPr>
-      </w:pPr>
-      <w:r>
-        <w:t>Dọn dẹp các stash đã lưu: git stash clear</w:t>
+        <w:rPr>
+          <w:b/>
+          <w:bCs/>
+          <w:sz w:val="30"/>
+          <w:szCs w:val="30"/>
+        </w:rPr>
+      </w:pPr>
+      <w:proofErr w:type="spellStart"/>
+      <w:r>
+        <w:rPr>
+          <w:b/>
+          <w:bCs/>
+          <w:sz w:val="30"/>
+          <w:szCs w:val="30"/>
+        </w:rPr>
+        <w:t>Dọn</w:t>
+      </w:r>
+      <w:proofErr w:type="spellEnd"/>
+      <w:r>
+        <w:rPr>
+          <w:b/>
+          <w:bCs/>
+          <w:sz w:val="30"/>
+          <w:szCs w:val="30"/>
+        </w:rPr>
+        <w:t xml:space="preserve"> </w:t>
+      </w:r>
+      <w:proofErr w:type="spellStart"/>
+      <w:r>
+        <w:rPr>
+          <w:b/>
+          <w:bCs/>
+          <w:sz w:val="30"/>
+          <w:szCs w:val="30"/>
+        </w:rPr>
+        <w:t>dẹp</w:t>
+      </w:r>
+      <w:proofErr w:type="spellEnd"/>
+      <w:r>
+        <w:rPr>
+          <w:b/>
+          <w:bCs/>
+          <w:sz w:val="30"/>
+          <w:szCs w:val="30"/>
+        </w:rPr>
+        <w:t xml:space="preserve"> </w:t>
+      </w:r>
+      <w:proofErr w:type="spellStart"/>
+      <w:r>
+        <w:rPr>
+          <w:b/>
+          <w:bCs/>
+          <w:sz w:val="30"/>
+          <w:szCs w:val="30"/>
+        </w:rPr>
+        <w:t>các</w:t>
+      </w:r>
+      <w:proofErr w:type="spellEnd"/>
+      <w:r>
+        <w:rPr>
+          <w:b/>
+          <w:bCs/>
+          <w:sz w:val="30"/>
+          <w:szCs w:val="30"/>
+        </w:rPr>
+        <w:t xml:space="preserve"> stash </w:t>
+      </w:r>
+      <w:proofErr w:type="spellStart"/>
+      <w:r>
+        <w:rPr>
+          <w:b/>
+          <w:bCs/>
+          <w:sz w:val="30"/>
+          <w:szCs w:val="30"/>
+        </w:rPr>
+        <w:t>đã</w:t>
+      </w:r>
+      <w:proofErr w:type="spellEnd"/>
+      <w:r>
+        <w:rPr>
+          <w:b/>
+          <w:bCs/>
+          <w:sz w:val="30"/>
+          <w:szCs w:val="30"/>
+        </w:rPr>
+        <w:t xml:space="preserve"> </w:t>
+      </w:r>
+      <w:proofErr w:type="spellStart"/>
+      <w:r>
+        <w:rPr>
+          <w:b/>
+          <w:bCs/>
+          <w:sz w:val="30"/>
+          <w:szCs w:val="30"/>
+        </w:rPr>
+        <w:t>lưu</w:t>
+      </w:r>
+      <w:proofErr w:type="spellEnd"/>
+      <w:r>
+        <w:rPr>
+          <w:b/>
+          <w:bCs/>
+          <w:sz w:val="30"/>
+          <w:szCs w:val="30"/>
+        </w:rPr>
+        <w:t>: git stash clear</w:t>
       </w:r>
     </w:p>
     <w:p>
@@ -55,9 +1021,32 @@
           <w:ilvl w:val="0"/>
           <w:numId w:val="7"/>
         </w:numPr>
-      </w:pPr>
-      <w:r>
-        <w:t>Xóa 1 stash: git stash drop [&lt;stash&gt;]</w:t>
+        <w:rPr>
+          <w:b/>
+          <w:bCs/>
+          <w:sz w:val="30"/>
+          <w:szCs w:val="30"/>
+        </w:rPr>
+      </w:pPr>
+      <w:proofErr w:type="spellStart"/>
+      <w:r>
+        <w:rPr>
+          <w:b/>
+          <w:bCs/>
+          <w:sz w:val="30"/>
+          <w:szCs w:val="30"/>
+        </w:rPr>
+        <w:t>Xóa</w:t>
+      </w:r>
+      <w:proofErr w:type="spellEnd"/>
+      <w:r>
+        <w:rPr>
+          <w:b/>
+          <w:bCs/>
+          <w:sz w:val="30"/>
+          <w:szCs w:val="30"/>
+        </w:rPr>
+        <w:t xml:space="preserve"> 1 stash: git stash drop [&lt;stash&gt;]</w:t>
       </w:r>
     </w:p>
     <w:p>
@@ -67,12 +1056,547 @@
           <w:ilvl w:val="0"/>
           <w:numId w:val="7"/>
         </w:numPr>
-      </w:pPr>
-      <w:r>
-        <w:t>Lấy chỉ định 1 stash đã lưu: git stash pop [&lt;stash&gt;]</w:t>
+        <w:rPr>
+          <w:b/>
+          <w:bCs/>
+          <w:sz w:val="30"/>
+          <w:szCs w:val="30"/>
+        </w:rPr>
+      </w:pPr>
+      <w:proofErr w:type="spellStart"/>
+      <w:r>
+        <w:rPr>
+          <w:b/>
+          <w:bCs/>
+          <w:sz w:val="30"/>
+          <w:szCs w:val="30"/>
+        </w:rPr>
+        <w:t>Lấy</w:t>
+      </w:r>
+      <w:proofErr w:type="spellEnd"/>
+      <w:r>
+        <w:rPr>
+          <w:b/>
+          <w:bCs/>
+          <w:sz w:val="30"/>
+          <w:szCs w:val="30"/>
+        </w:rPr>
+        <w:t xml:space="preserve"> </w:t>
+      </w:r>
+      <w:proofErr w:type="spellStart"/>
+      <w:r>
+        <w:rPr>
+          <w:b/>
+          <w:bCs/>
+          <w:sz w:val="30"/>
+          <w:szCs w:val="30"/>
+        </w:rPr>
+        <w:t>chỉ</w:t>
+      </w:r>
+      <w:proofErr w:type="spellEnd"/>
+      <w:r>
+        <w:rPr>
+          <w:b/>
+          <w:bCs/>
+          <w:sz w:val="30"/>
+          <w:szCs w:val="30"/>
+        </w:rPr>
+        <w:t xml:space="preserve"> </w:t>
+      </w:r>
+      <w:proofErr w:type="spellStart"/>
+      <w:r>
+        <w:rPr>
+          <w:b/>
+          <w:bCs/>
+          <w:sz w:val="30"/>
+          <w:szCs w:val="30"/>
+        </w:rPr>
+        <w:t>định</w:t>
+      </w:r>
+      <w:proofErr w:type="spellEnd"/>
+      <w:r>
+        <w:rPr>
+          <w:b/>
+          <w:bCs/>
+          <w:sz w:val="30"/>
+          <w:szCs w:val="30"/>
+        </w:rPr>
+        <w:t xml:space="preserve"> 1 stash </w:t>
+      </w:r>
+      <w:proofErr w:type="spellStart"/>
+      <w:r>
+        <w:rPr>
+          <w:b/>
+          <w:bCs/>
+          <w:sz w:val="30"/>
+          <w:szCs w:val="30"/>
+        </w:rPr>
+        <w:t>đã</w:t>
+      </w:r>
+      <w:proofErr w:type="spellEnd"/>
+      <w:r>
+        <w:rPr>
+          <w:b/>
+          <w:bCs/>
+          <w:sz w:val="30"/>
+          <w:szCs w:val="30"/>
+        </w:rPr>
+        <w:t xml:space="preserve"> </w:t>
+      </w:r>
+      <w:proofErr w:type="spellStart"/>
+      <w:r>
+        <w:rPr>
+          <w:b/>
+          <w:bCs/>
+          <w:sz w:val="30"/>
+          <w:szCs w:val="30"/>
+        </w:rPr>
+        <w:t>lưu</w:t>
+      </w:r>
+      <w:proofErr w:type="spellEnd"/>
+      <w:r>
+        <w:rPr>
+          <w:b/>
+          <w:bCs/>
+          <w:sz w:val="30"/>
+          <w:szCs w:val="30"/>
+        </w:rPr>
+        <w:t>: git stash pop [&lt;stash&gt;]</w:t>
       </w:r>
     </w:p>
-    <w:p/>
+    <w:p>
+      <w:pPr>
+        <w:rPr>
+          <w:b/>
+          <w:bCs/>
+          <w:sz w:val="30"/>
+          <w:szCs w:val="30"/>
+        </w:rPr>
+      </w:pPr>
+    </w:p>
+    <w:p>
+      <w:pPr>
+        <w:rPr>
+          <w:b/>
+          <w:bCs/>
+          <w:sz w:val="30"/>
+          <w:szCs w:val="30"/>
+        </w:rPr>
+      </w:pPr>
+      <w:r>
+        <w:rPr>
+          <w:b/>
+          <w:bCs/>
+          <w:sz w:val="30"/>
+          <w:szCs w:val="30"/>
+        </w:rPr>
+        <w:t>HDSD:</w:t>
+      </w:r>
+    </w:p>
+    <w:p>
+      <w:pPr>
+        <w:pStyle w:val="ListParagraph"/>
+        <w:numPr>
+          <w:ilvl w:val="0"/>
+          <w:numId w:val="8"/>
+        </w:numPr>
+        <w:rPr>
+          <w:b/>
+          <w:bCs/>
+          <w:sz w:val="30"/>
+          <w:szCs w:val="30"/>
+        </w:rPr>
+      </w:pPr>
+      <w:proofErr w:type="spellStart"/>
+      <w:r>
+        <w:rPr>
+          <w:b/>
+          <w:bCs/>
+          <w:sz w:val="30"/>
+          <w:szCs w:val="30"/>
+        </w:rPr>
+        <w:t>Cpp</w:t>
+      </w:r>
+      <w:proofErr w:type="spellEnd"/>
+    </w:p>
+    <w:p>
+      <w:pPr>
+        <w:pStyle w:val="ListParagraph"/>
+        <w:rPr>
+          <w:b/>
+          <w:bCs/>
+          <w:sz w:val="30"/>
+          <w:szCs w:val="30"/>
+        </w:rPr>
+      </w:pPr>
+      <w:proofErr w:type="spellStart"/>
+      <w:r>
+        <w:rPr>
+          <w:b/>
+          <w:bCs/>
+          <w:sz w:val="30"/>
+          <w:szCs w:val="30"/>
+        </w:rPr>
+        <w:t>Mở</w:t>
+      </w:r>
+      <w:proofErr w:type="spellEnd"/>
+      <w:r>
+        <w:rPr>
+          <w:b/>
+          <w:bCs/>
+          <w:sz w:val="30"/>
+          <w:szCs w:val="30"/>
+        </w:rPr>
+        <w:t xml:space="preserve"> </w:t>
+      </w:r>
+      <w:proofErr w:type="spellStart"/>
+      <w:r>
+        <w:rPr>
+          <w:b/>
+          <w:bCs/>
+          <w:sz w:val="30"/>
+          <w:szCs w:val="30"/>
+        </w:rPr>
+        <w:t>trong</w:t>
+      </w:r>
+      <w:proofErr w:type="spellEnd"/>
+      <w:r>
+        <w:rPr>
+          <w:b/>
+          <w:bCs/>
+          <w:sz w:val="30"/>
+          <w:szCs w:val="30"/>
+        </w:rPr>
+        <w:t xml:space="preserve"> Visual Studio, run app. </w:t>
+      </w:r>
+      <w:proofErr w:type="spellStart"/>
+      <w:r>
+        <w:rPr>
+          <w:b/>
+          <w:bCs/>
+          <w:sz w:val="30"/>
+          <w:szCs w:val="30"/>
+        </w:rPr>
+        <w:t>Nhập</w:t>
+      </w:r>
+      <w:proofErr w:type="spellEnd"/>
+      <w:r>
+        <w:rPr>
+          <w:b/>
+          <w:bCs/>
+          <w:sz w:val="30"/>
+          <w:szCs w:val="30"/>
+        </w:rPr>
+        <w:t xml:space="preserve"> 1 </w:t>
+      </w:r>
+      <w:proofErr w:type="spellStart"/>
+      <w:r>
+        <w:rPr>
+          <w:b/>
+          <w:bCs/>
+          <w:sz w:val="30"/>
+          <w:szCs w:val="30"/>
+        </w:rPr>
+        <w:t>số</w:t>
+      </w:r>
+      <w:proofErr w:type="spellEnd"/>
+      <w:r>
+        <w:rPr>
+          <w:b/>
+          <w:bCs/>
+          <w:sz w:val="30"/>
+          <w:szCs w:val="30"/>
+        </w:rPr>
+        <w:t xml:space="preserve"> </w:t>
+      </w:r>
+      <w:proofErr w:type="spellStart"/>
+      <w:r>
+        <w:rPr>
+          <w:b/>
+          <w:bCs/>
+          <w:sz w:val="30"/>
+          <w:szCs w:val="30"/>
+        </w:rPr>
+        <w:t>và</w:t>
+      </w:r>
+      <w:proofErr w:type="spellEnd"/>
+      <w:r>
+        <w:rPr>
+          <w:b/>
+          <w:bCs/>
+          <w:sz w:val="30"/>
+          <w:szCs w:val="30"/>
+        </w:rPr>
+        <w:t xml:space="preserve"> enter =&gt; </w:t>
+      </w:r>
+      <w:proofErr w:type="spellStart"/>
+      <w:r>
+        <w:rPr>
+          <w:b/>
+          <w:bCs/>
+          <w:sz w:val="30"/>
+          <w:szCs w:val="30"/>
+        </w:rPr>
+        <w:t>hiện</w:t>
+      </w:r>
+      <w:proofErr w:type="spellEnd"/>
+      <w:r>
+        <w:rPr>
+          <w:b/>
+          <w:bCs/>
+          <w:sz w:val="30"/>
+          <w:szCs w:val="30"/>
+        </w:rPr>
+        <w:t xml:space="preserve"> </w:t>
+      </w:r>
+      <w:proofErr w:type="spellStart"/>
+      <w:r>
+        <w:rPr>
+          <w:b/>
+          <w:bCs/>
+          <w:sz w:val="30"/>
+          <w:szCs w:val="30"/>
+        </w:rPr>
+        <w:t>kết</w:t>
+      </w:r>
+      <w:proofErr w:type="spellEnd"/>
+      <w:r>
+        <w:rPr>
+          <w:b/>
+          <w:bCs/>
+          <w:sz w:val="30"/>
+          <w:szCs w:val="30"/>
+        </w:rPr>
+        <w:t xml:space="preserve"> </w:t>
+      </w:r>
+      <w:proofErr w:type="spellStart"/>
+      <w:r>
+        <w:rPr>
+          <w:b/>
+          <w:bCs/>
+          <w:sz w:val="30"/>
+          <w:szCs w:val="30"/>
+        </w:rPr>
+        <w:t>quả</w:t>
+      </w:r>
+      <w:proofErr w:type="spellEnd"/>
+    </w:p>
+    <w:p>
+      <w:pPr>
+        <w:pStyle w:val="ListParagraph"/>
+        <w:numPr>
+          <w:ilvl w:val="0"/>
+          <w:numId w:val="8"/>
+        </w:numPr>
+        <w:rPr>
+          <w:b/>
+          <w:bCs/>
+          <w:sz w:val="30"/>
+          <w:szCs w:val="30"/>
+        </w:rPr>
+      </w:pPr>
+      <w:proofErr w:type="spellStart"/>
+      <w:r>
+        <w:rPr>
+          <w:b/>
+          <w:bCs/>
+          <w:sz w:val="30"/>
+          <w:szCs w:val="30"/>
+        </w:rPr>
+        <w:t>Shellscript</w:t>
+      </w:r>
+      <w:proofErr w:type="spellEnd"/>
+      <w:r>
+        <w:rPr>
+          <w:b/>
+          <w:bCs/>
+          <w:sz w:val="30"/>
+          <w:szCs w:val="30"/>
+        </w:rPr>
+        <w:t>.</w:t>
+      </w:r>
+    </w:p>
+    <w:p>
+      <w:pPr>
+        <w:pStyle w:val="ListParagraph"/>
+        <w:rPr>
+          <w:b/>
+          <w:bCs/>
+          <w:sz w:val="30"/>
+          <w:szCs w:val="30"/>
+        </w:rPr>
+      </w:pPr>
+      <w:proofErr w:type="spellStart"/>
+      <w:r>
+        <w:rPr>
+          <w:b/>
+          <w:bCs/>
+          <w:sz w:val="30"/>
+          <w:szCs w:val="30"/>
+        </w:rPr>
+        <w:t>Mở</w:t>
+      </w:r>
+      <w:proofErr w:type="spellEnd"/>
+      <w:r>
+        <w:rPr>
+          <w:b/>
+          <w:bCs/>
+          <w:sz w:val="30"/>
+          <w:szCs w:val="30"/>
+        </w:rPr>
+        <w:t xml:space="preserve"> </w:t>
+      </w:r>
+      <w:proofErr w:type="spellStart"/>
+      <w:r>
+        <w:rPr>
+          <w:b/>
+          <w:bCs/>
+          <w:sz w:val="30"/>
+          <w:szCs w:val="30"/>
+        </w:rPr>
+        <w:t>bằng</w:t>
+      </w:r>
+      <w:proofErr w:type="spellEnd"/>
+      <w:r>
+        <w:rPr>
+          <w:b/>
+          <w:bCs/>
+          <w:sz w:val="30"/>
+          <w:szCs w:val="30"/>
+        </w:rPr>
+        <w:t xml:space="preserve"> bash ./boi3.sh. </w:t>
+      </w:r>
+      <w:proofErr w:type="spellStart"/>
+      <w:r>
+        <w:rPr>
+          <w:b/>
+          <w:bCs/>
+          <w:sz w:val="30"/>
+          <w:szCs w:val="30"/>
+        </w:rPr>
+        <w:t>Nhập</w:t>
+      </w:r>
+      <w:proofErr w:type="spellEnd"/>
+      <w:r>
+        <w:rPr>
+          <w:b/>
+          <w:bCs/>
+          <w:sz w:val="30"/>
+          <w:szCs w:val="30"/>
+        </w:rPr>
+        <w:t xml:space="preserve"> 1 </w:t>
+      </w:r>
+      <w:proofErr w:type="spellStart"/>
+      <w:r>
+        <w:rPr>
+          <w:b/>
+          <w:bCs/>
+          <w:sz w:val="30"/>
+          <w:szCs w:val="30"/>
+        </w:rPr>
+        <w:t>số</w:t>
+      </w:r>
+      <w:proofErr w:type="spellEnd"/>
+      <w:r>
+        <w:rPr>
+          <w:b/>
+          <w:bCs/>
+          <w:sz w:val="30"/>
+          <w:szCs w:val="30"/>
+        </w:rPr>
+        <w:t xml:space="preserve"> </w:t>
+      </w:r>
+      <w:proofErr w:type="spellStart"/>
+      <w:r>
+        <w:rPr>
+          <w:b/>
+          <w:bCs/>
+          <w:sz w:val="30"/>
+          <w:szCs w:val="30"/>
+        </w:rPr>
+        <w:t>và</w:t>
+      </w:r>
+      <w:proofErr w:type="spellEnd"/>
+      <w:r>
+        <w:rPr>
+          <w:b/>
+          <w:bCs/>
+          <w:sz w:val="30"/>
+          <w:szCs w:val="30"/>
+        </w:rPr>
+        <w:t xml:space="preserve"> enter =&gt; </w:t>
+      </w:r>
+      <w:proofErr w:type="spellStart"/>
+      <w:r>
+        <w:rPr>
+          <w:b/>
+          <w:bCs/>
+          <w:sz w:val="30"/>
+          <w:szCs w:val="30"/>
+        </w:rPr>
+        <w:t>hiện</w:t>
+      </w:r>
+      <w:proofErr w:type="spellEnd"/>
+      <w:r>
+        <w:rPr>
+          <w:b/>
+          <w:bCs/>
+          <w:sz w:val="30"/>
+          <w:szCs w:val="30"/>
+        </w:rPr>
+        <w:t xml:space="preserve"> </w:t>
+      </w:r>
+      <w:proofErr w:type="spellStart"/>
+      <w:r>
+        <w:rPr>
+          <w:b/>
+          <w:bCs/>
+          <w:sz w:val="30"/>
+          <w:szCs w:val="30"/>
+        </w:rPr>
+        <w:t>kết</w:t>
+      </w:r>
+      <w:proofErr w:type="spellEnd"/>
+      <w:r>
+        <w:rPr>
+          <w:b/>
+          <w:bCs/>
+          <w:sz w:val="30"/>
+          <w:szCs w:val="30"/>
+        </w:rPr>
+        <w:t xml:space="preserve"> </w:t>
+      </w:r>
+      <w:proofErr w:type="spellStart"/>
+      <w:r>
+        <w:rPr>
+          <w:b/>
+          <w:bCs/>
+          <w:sz w:val="30"/>
+          <w:szCs w:val="30"/>
+        </w:rPr>
+        <w:t>quả</w:t>
+      </w:r>
+      <w:proofErr w:type="spellEnd"/>
+      <w:r>
+        <w:rPr>
+          <w:b/>
+          <w:bCs/>
+          <w:sz w:val="30"/>
+          <w:szCs w:val="30"/>
+        </w:rPr>
+        <w:t>.</w:t>
+      </w:r>
+    </w:p>
+    <w:p>
+      <w:pPr>
+        <w:rPr>
+          <w:b/>
+          <w:bCs/>
+          <w:sz w:val="30"/>
+          <w:szCs w:val="30"/>
+        </w:rPr>
+      </w:pPr>
+    </w:p>
     <w:sectPr>
       <w:pgSz w:w="12240" w:h="15840"/>
       <w:pgMar w:top="1440" w:right="1440" w:bottom="1440" w:left="1440" w:header="720" w:footer="720" w:gutter="0"/>
@@ -424,6 +1948,95 @@
     </w:lvl>
   </w:abstractNum>
   <w:abstractNum w:abstractNumId="3" w15:restartNumberingAfterBreak="0">
+    <w:nsid w:val="37D93B68"/>
+    <w:multiLevelType w:val="hybridMultilevel"/>
+    <w:tmpl w:val="3FCC0368"/>
+    <w:lvl w:ilvl="0" w:tplc="0409000F">
+      <w:start w:val="1"/>
+      <w:numFmt w:val="decimal"/>
+      <w:lvlText w:val="%1."/>
+      <w:lvlJc w:val="left"/>
+      <w:pPr>
+        <w:ind w:left="720" w:hanging="360"/>
+      </w:pPr>
+      <w:rPr>
+        <w:rFonts w:hint="default"/>
+      </w:rPr>
+    </w:lvl>
+    <w:lvl w:ilvl="1" w:tplc="04090019" w:tentative="1">
+      <w:start w:val="1"/>
+      <w:numFmt w:val="lowerLetter"/>
+      <w:lvlText w:val="%2."/>
+      <w:lvlJc w:val="left"/>
+      <w:pPr>
+        <w:ind w:left="1440" w:hanging="360"/>
+      </w:pPr>
+    </w:lvl>
+    <w:lvl w:ilvl="2" w:tplc="0409001B" w:tentative="1">
+      <w:start w:val="1"/>
+      <w:numFmt w:val="lowerRoman"/>
+      <w:lvlText w:val="%3."/>
+      <w:lvlJc w:val="right"/>
+      <w:pPr>
+        <w:ind w:left="2160" w:hanging="180"/>
+      </w:pPr>
+    </w:lvl>
+    <w:lvl w:ilvl="3" w:tplc="0409000F" w:tentative="1">
+      <w:start w:val="1"/>
+      <w:numFmt w:val="decimal"/>
+      <w:lvlText w:val="%4."/>
+      <w:lvlJc w:val="left"/>
+      <w:pPr>
+        <w:ind w:left="2880" w:hanging="360"/>
+      </w:pPr>
+    </w:lvl>
+    <w:lvl w:ilvl="4" w:tplc="04090019" w:tentative="1">
+      <w:start w:val="1"/>
+      <w:numFmt w:val="lowerLetter"/>
+      <w:lvlText w:val="%5."/>
+      <w:lvlJc w:val="left"/>
+      <w:pPr>
+        <w:ind w:left="3600" w:hanging="360"/>
+      </w:pPr>
+    </w:lvl>
+    <w:lvl w:ilvl="5" w:tplc="0409001B" w:tentative="1">
+      <w:start w:val="1"/>
+      <w:numFmt w:val="lowerRoman"/>
+      <w:lvlText w:val="%6."/>
+      <w:lvlJc w:val="right"/>
+      <w:pPr>
+        <w:ind w:left="4320" w:hanging="180"/>
+      </w:pPr>
+    </w:lvl>
+    <w:lvl w:ilvl="6" w:tplc="0409000F" w:tentative="1">
+      <w:start w:val="1"/>
+      <w:numFmt w:val="decimal"/>
+      <w:lvlText w:val="%7."/>
+      <w:lvlJc w:val="left"/>
+      <w:pPr>
+        <w:ind w:left="5040" w:hanging="360"/>
+      </w:pPr>
+    </w:lvl>
+    <w:lvl w:ilvl="7" w:tplc="04090019" w:tentative="1">
+      <w:start w:val="1"/>
+      <w:numFmt w:val="lowerLetter"/>
+      <w:lvlText w:val="%8."/>
+      <w:lvlJc w:val="left"/>
+      <w:pPr>
+        <w:ind w:left="5760" w:hanging="360"/>
+      </w:pPr>
+    </w:lvl>
+    <w:lvl w:ilvl="8" w:tplc="0409001B" w:tentative="1">
+      <w:start w:val="1"/>
+      <w:numFmt w:val="lowerRoman"/>
+      <w:lvlText w:val="%9."/>
+      <w:lvlJc w:val="right"/>
+      <w:pPr>
+        <w:ind w:left="6480" w:hanging="180"/>
+      </w:pPr>
+    </w:lvl>
+  </w:abstractNum>
+  <w:abstractNum w:abstractNumId="4" w15:restartNumberingAfterBreak="0">
     <w:nsid w:val="39245D8F"/>
     <w:multiLevelType w:val="multilevel"/>
     <w:tmpl w:val="F7D2E9F0"/>
@@ -536,7 +2149,7 @@
       </w:pPr>
     </w:lvl>
   </w:abstractNum>
-  <w:abstractNum w:abstractNumId="4" w15:restartNumberingAfterBreak="0">
+  <w:abstractNum w:abstractNumId="5" w15:restartNumberingAfterBreak="0">
     <w:nsid w:val="459B7DE3"/>
     <w:multiLevelType w:val="multilevel"/>
     <w:tmpl w:val="8BF83986"/>
@@ -649,7 +2262,7 @@
       </w:pPr>
     </w:lvl>
   </w:abstractNum>
-  <w:abstractNum w:abstractNumId="5" w15:restartNumberingAfterBreak="0">
+  <w:abstractNum w:abstractNumId="6" w15:restartNumberingAfterBreak="0">
     <w:nsid w:val="6D3275AA"/>
     <w:multiLevelType w:val="multilevel"/>
     <w:tmpl w:val="B4780A90"/>
@@ -762,7 +2375,7 @@
       </w:pPr>
     </w:lvl>
   </w:abstractNum>
-  <w:abstractNum w:abstractNumId="6" w15:restartNumberingAfterBreak="0">
+  <w:abstractNum w:abstractNumId="7" w15:restartNumberingAfterBreak="0">
     <w:nsid w:val="6E3D73E4"/>
     <w:multiLevelType w:val="multilevel"/>
     <w:tmpl w:val="989E89DA"/>
@@ -876,25 +2489,28 @@
     </w:lvl>
   </w:abstractNum>
   <w:num w:numId="1" w16cid:durableId="1362055420">
-    <w:abstractNumId w:val="6"/>
+    <w:abstractNumId w:val="7"/>
   </w:num>
   <w:num w:numId="2" w16cid:durableId="686979629">
     <w:abstractNumId w:val="0"/>
   </w:num>
   <w:num w:numId="3" w16cid:durableId="1407922637">
-    <w:abstractNumId w:val="4"/>
+    <w:abstractNumId w:val="5"/>
   </w:num>
   <w:num w:numId="4" w16cid:durableId="917059004">
-    <w:abstractNumId w:val="3"/>
+    <w:abstractNumId w:val="4"/>
   </w:num>
   <w:num w:numId="5" w16cid:durableId="728725931">
     <w:abstractNumId w:val="2"/>
   </w:num>
   <w:num w:numId="6" w16cid:durableId="1792742488">
-    <w:abstractNumId w:val="5"/>
+    <w:abstractNumId w:val="6"/>
   </w:num>
   <w:num w:numId="7" w16cid:durableId="689843417">
     <w:abstractNumId w:val="1"/>
+  </w:num>
+  <w:num w:numId="8" w16cid:durableId="1210334903">
+    <w:abstractNumId w:val="3"/>
   </w:num>
 </w:numbering>
 </file>
